--- a/ploteo/INSTRUCCIONES_INSTALACION.docx
+++ b/ploteo/INSTRUCCIONES_INSTALACION.docx
@@ -94,7 +94,7 @@
         <w:pStyle w:val="ListBullet"/>
       </w:pPr>
       <w:r>
-        <w:t>Antes de compilar los binarios ejecuta la MARCHA BLANCA: pruebas unitarias (unittest) sobre la lógica crítica y los datos. Si un test falla, la instalación se DETIENE. Detalle completo en INFORME_TESTS_MARCHA_BLANCA.docx.</w:t>
+        <w:t>Antes de compilar los binarios ejecuta la MARCHA BLANCA: pruebas unitarias (pytest) sobre la lógica crítica y los datos. Si un test falla, la instalación se DETIENE. Detalle completo en INFORME_TESTS_MARCHA_BLANCA.docx.</w:t>
       </w:r>
     </w:p>
     <w:p>
